--- a/Smart Opinion Survey Platform.docx
+++ b/Smart Opinion Survey Platform.docx
@@ -1748,44 +1748,25 @@
           <w:rFonts w:ascii="Simplified Arabic" w:hAnsi="Simplified Arabic" w:cs="Simplified Arabic"/>
           <w:b/>
           <w:bCs/>
-          <w:sz w:val="32"/>
-          <w:szCs w:val="32"/>
-          <w:rtl/>
-        </w:rPr>
-        <w:lastRenderedPageBreak/>
-        <w:t>إقرار المشرف</w:t>
-      </w:r>
-    </w:p>
-    <w:p>
-      <w:pPr>
-        <w:spacing w:line="360" w:lineRule="auto"/>
-        <w:rPr>
-          <w:rtl/>
-        </w:rPr>
-      </w:pPr>
-      <w:r>
-        <w:rPr>
-          <w:rFonts w:ascii="Simplified Arabic" w:hAnsi="Simplified Arabic" w:cs="Simplified Arabic"/>
-          <w:b/>
-          <w:bCs/>
           <w:noProof/>
           <w:sz w:val="32"/>
           <w:szCs w:val="32"/>
           <w:rtl/>
         </w:rPr>
+        <w:lastRenderedPageBreak/>
         <mc:AlternateContent>
           <mc:Choice Requires="wps">
             <w:drawing>
-              <wp:anchor distT="45720" distB="45720" distL="114300" distR="114300" simplePos="0" relativeHeight="251673600" behindDoc="0" locked="0" layoutInCell="1" allowOverlap="1" wp14:anchorId="4B7166E8" wp14:editId="1C201B9C">
+              <wp:anchor distT="45720" distB="45720" distL="114300" distR="114300" simplePos="0" relativeHeight="251673600" behindDoc="0" locked="0" layoutInCell="1" allowOverlap="1" wp14:anchorId="4B7166E8" wp14:editId="204B29DF">
                 <wp:simplePos x="0" y="0"/>
                 <wp:positionH relativeFrom="margin">
-                  <wp:align>right</wp:align>
+                  <wp:posOffset>-158750</wp:posOffset>
                 </wp:positionH>
                 <wp:positionV relativeFrom="page">
-                  <wp:posOffset>1417320</wp:posOffset>
+                  <wp:posOffset>1416050</wp:posOffset>
                 </wp:positionV>
-                <wp:extent cx="5920740" cy="1965960"/>
-                <wp:effectExtent l="0" t="0" r="22860" b="15240"/>
+                <wp:extent cx="6079490" cy="1965960"/>
+                <wp:effectExtent l="0" t="0" r="16510" b="15240"/>
                 <wp:wrapNone/>
                 <wp:docPr id="217" name="مربع نص 2"/>
                 <wp:cNvGraphicFramePr>
@@ -1800,7 +1781,7 @@
                       <wps:spPr bwMode="auto">
                         <a:xfrm flipH="1">
                           <a:off x="0" y="0"/>
-                          <a:ext cx="5920740" cy="1965960"/>
+                          <a:ext cx="6079490" cy="1965960"/>
                         </a:xfrm>
                         <a:prstGeom prst="rect">
                           <a:avLst/>
@@ -1939,7 +1920,7 @@
                 <v:stroke joinstyle="miter"/>
                 <v:path gradientshapeok="t" o:connecttype="rect"/>
               </v:shapetype>
-              <v:shape id="مربع نص 2" o:spid="_x0000_s1031" type="#_x0000_t202" style="position:absolute;left:0;text-align:left;margin-left:415pt;margin-top:111.6pt;width:466.2pt;height:154.8pt;flip:x;z-index:251673600;visibility:visible;mso-wrap-style:square;mso-width-percent:0;mso-height-percent:0;mso-wrap-distance-left:9pt;mso-wrap-distance-top:3.6pt;mso-wrap-distance-right:9pt;mso-wrap-distance-bottom:3.6pt;mso-position-horizontal:right;mso-position-horizontal-relative:margin;mso-position-vertical:absolute;mso-position-vertical-relative:page;mso-width-percent:0;mso-height-percent:0;mso-width-relative:margin;mso-height-relative:margin;v-text-anchor:top" o:gfxdata="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">
+              <v:shape id="مربع نص 2" o:spid="_x0000_s1031" type="#_x0000_t202" style="position:absolute;left:0;text-align:left;margin-left:-12.5pt;margin-top:111.5pt;width:478.7pt;height:154.8pt;flip:x;z-index:251673600;visibility:visible;mso-wrap-style:square;mso-width-percent:0;mso-height-percent:0;mso-wrap-distance-left:9pt;mso-wrap-distance-top:3.6pt;mso-wrap-distance-right:9pt;mso-wrap-distance-bottom:3.6pt;mso-position-horizontal:absolute;mso-position-horizontal-relative:margin;mso-position-vertical:absolute;mso-position-vertical-relative:page;mso-width-percent:0;mso-height-percent:0;mso-width-relative:margin;mso-height-relative:margin;v-text-anchor:top" o:gfxdata="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">
                 <v:textbox>
                   <w:txbxContent>
                     <w:p>
@@ -2047,6 +2028,25 @@
           </mc:Fallback>
         </mc:AlternateContent>
       </w:r>
+      <w:r>
+        <w:rPr>
+          <w:rFonts w:ascii="Simplified Arabic" w:hAnsi="Simplified Arabic" w:cs="Simplified Arabic"/>
+          <w:b/>
+          <w:bCs/>
+          <w:sz w:val="32"/>
+          <w:szCs w:val="32"/>
+          <w:rtl/>
+        </w:rPr>
+        <w:t>إقرار المشرف</w:t>
+      </w:r>
+    </w:p>
+    <w:p>
+      <w:pPr>
+        <w:spacing w:line="360" w:lineRule="auto"/>
+        <w:rPr>
+          <w:rtl/>
+        </w:rPr>
+      </w:pPr>
     </w:p>
     <w:p>
       <w:pPr>
@@ -6133,7 +6133,7 @@
     <w:p>
       <w:pPr>
         <w:rPr>
-          <w:rFonts w:ascii="Simplified Arabic" w:hAnsi="Simplified Arabic" w:cs="Simplified Arabic" w:hint="cs"/>
+          <w:rFonts w:ascii="Simplified Arabic" w:hAnsi="Simplified Arabic" w:cs="Simplified Arabic"/>
           <w:sz w:val="28"/>
           <w:szCs w:val="28"/>
           <w:rtl/>
@@ -7024,15 +7024,7 @@
           <w:bCs/>
           <w:color w:val="auto"/>
         </w:rPr>
-        <w:t>.1.</w:t>
-      </w:r>
-      <w:r>
-        <w:rPr>
-          <w:b/>
-          <w:bCs/>
-          <w:color w:val="auto"/>
-        </w:rPr>
-        <w:t>5-1</w:t>
+        <w:t>.1.5-1</w:t>
       </w:r>
       <w:r>
         <w:rPr>
@@ -7441,23 +7433,7 @@
           <w:bCs/>
           <w:color w:val="auto"/>
         </w:rPr>
-        <w:t>.</w:t>
-      </w:r>
-      <w:r>
-        <w:rPr>
-          <w:b/>
-          <w:bCs/>
-          <w:color w:val="auto"/>
-        </w:rPr>
-        <w:t>3</w:t>
-      </w:r>
-      <w:r>
-        <w:rPr>
-          <w:b/>
-          <w:bCs/>
-          <w:color w:val="auto"/>
-        </w:rPr>
-        <w:t>.5-1</w:t>
+        <w:t>.3.5-1</w:t>
       </w:r>
       <w:r>
         <w:rPr>
@@ -8310,11 +8286,329 @@
         <w:rPr>
           <w:color w:val="auto"/>
         </w:rPr>
+        <w:t>.2.1-2</w:t>
+      </w:r>
+      <w:r>
+        <w:rPr>
+          <w:rFonts w:hint="cs"/>
+          <w:color w:val="auto"/>
+          <w:rtl/>
+        </w:rPr>
+        <w:t xml:space="preserve"> </w:t>
+      </w:r>
+      <w:r>
+        <w:rPr>
+          <w:color w:val="auto"/>
+          <w:rtl/>
+        </w:rPr>
+        <w:t>الاستهداف الديموغرافي</w:t>
+      </w:r>
+      <w:r>
+        <w:rPr>
+          <w:color w:val="auto"/>
+        </w:rPr>
+        <w:t xml:space="preserve"> (Demographic Targeting) </w:t>
+      </w:r>
+      <w:r>
+        <w:rPr>
+          <w:color w:val="auto"/>
+          <w:rtl/>
+        </w:rPr>
+        <w:t>والفلترة الآلية</w:t>
+      </w:r>
+      <w:r>
+        <w:rPr>
+          <w:rFonts w:hint="cs"/>
+          <w:color w:val="auto"/>
+          <w:rtl/>
+        </w:rPr>
+        <w:t>:</w:t>
+      </w:r>
+      <w:bookmarkEnd w:id="17"/>
+    </w:p>
+    <w:p>
+      <w:pPr>
+        <w:ind w:left="720"/>
+        <w:rPr>
+          <w:rFonts w:ascii="Simplified Arabic" w:hAnsi="Simplified Arabic" w:cs="Simplified Arabic"/>
+          <w:sz w:val="28"/>
+          <w:szCs w:val="28"/>
+        </w:rPr>
+      </w:pPr>
+      <w:r>
+        <w:rPr>
+          <w:rFonts w:ascii="Simplified Arabic" w:hAnsi="Simplified Arabic" w:cs="Simplified Arabic"/>
+          <w:sz w:val="28"/>
+          <w:szCs w:val="28"/>
+          <w:rtl/>
+        </w:rPr>
+        <w:t>هو آلية برمجية تعتمد على خوارزميات المطابقة</w:t>
+      </w:r>
+      <w:r>
+        <w:rPr>
+          <w:rFonts w:ascii="Simplified Arabic" w:hAnsi="Simplified Arabic" w:cs="Simplified Arabic"/>
+          <w:sz w:val="28"/>
+          <w:szCs w:val="28"/>
+        </w:rPr>
+        <w:t xml:space="preserve"> (Matching Algorithms) </w:t>
+      </w:r>
+      <w:r>
+        <w:rPr>
+          <w:rFonts w:ascii="Simplified Arabic" w:hAnsi="Simplified Arabic" w:cs="Simplified Arabic"/>
+          <w:sz w:val="28"/>
+          <w:szCs w:val="28"/>
+          <w:rtl/>
+        </w:rPr>
+        <w:t>لتصفية قواعد البيانات. بدلاً من الاعتماد على أخذ العينات العشوائية</w:t>
+      </w:r>
+      <w:r>
+        <w:rPr>
+          <w:rFonts w:ascii="Simplified Arabic" w:hAnsi="Simplified Arabic" w:cs="Simplified Arabic"/>
+          <w:sz w:val="28"/>
+          <w:szCs w:val="28"/>
+        </w:rPr>
+        <w:t xml:space="preserve"> (Random Sampling) </w:t>
+      </w:r>
+      <w:r>
+        <w:rPr>
+          <w:rFonts w:ascii="Simplified Arabic" w:hAnsi="Simplified Arabic" w:cs="Simplified Arabic"/>
+          <w:sz w:val="28"/>
+          <w:szCs w:val="28"/>
+          <w:rtl/>
+        </w:rPr>
+        <w:t>التي تهدد دقة نتائج البحث، يضمن محرك الاستهداف إيصال الاستبيان حصراً للشريحة الممثلة فعلياً للخدمة. يتم ذلك بمقاطعة شروط الاستبيان مع حقول البيانات الشخصية</w:t>
+      </w:r>
+      <w:r>
+        <w:rPr>
+          <w:rFonts w:ascii="Simplified Arabic" w:hAnsi="Simplified Arabic" w:cs="Simplified Arabic"/>
+          <w:sz w:val="28"/>
+          <w:szCs w:val="28"/>
+        </w:rPr>
+        <w:t xml:space="preserve"> (Profile Data) </w:t>
+      </w:r>
+      <w:r>
+        <w:rPr>
+          <w:rFonts w:ascii="Simplified Arabic" w:hAnsi="Simplified Arabic" w:cs="Simplified Arabic"/>
+          <w:sz w:val="28"/>
+          <w:szCs w:val="28"/>
+          <w:rtl/>
+        </w:rPr>
+        <w:t>للمستخدمين، مما يقضي على مشكلة "تحيز العينة</w:t>
+      </w:r>
+      <w:r>
+        <w:rPr>
+          <w:rFonts w:ascii="Simplified Arabic" w:hAnsi="Simplified Arabic" w:cs="Simplified Arabic"/>
+          <w:sz w:val="28"/>
+          <w:szCs w:val="28"/>
+        </w:rPr>
+        <w:t>" (Sample Bias).</w:t>
+      </w:r>
+    </w:p>
+    <w:p>
+      <w:pPr>
+        <w:pStyle w:val="3"/>
+        <w:rPr>
+          <w:color w:val="auto"/>
+        </w:rPr>
+      </w:pPr>
+      <w:r>
+        <w:rPr>
+          <w:color w:val="auto"/>
+        </w:rPr>
+        <w:t xml:space="preserve"> </w:t>
+      </w:r>
+      <w:bookmarkStart w:id="18" w:name="_Toc223670178"/>
+      <w:r>
+        <w:rPr>
+          <w:color w:val="auto"/>
+        </w:rPr>
+        <w:t>.3.1-2</w:t>
+      </w:r>
+      <w:r>
+        <w:rPr>
+          <w:color w:val="auto"/>
+        </w:rPr>
+        <w:t xml:space="preserve"> </w:t>
+      </w:r>
+      <w:r>
+        <w:rPr>
+          <w:color w:val="auto"/>
+          <w:rtl/>
+        </w:rPr>
+        <w:t>معالجة اللغات الطبيعية</w:t>
+      </w:r>
+      <w:r>
+        <w:rPr>
+          <w:color w:val="auto"/>
+        </w:rPr>
+        <w:t xml:space="preserve"> (Natural Language Processing - NLP)</w:t>
+      </w:r>
+      <w:bookmarkEnd w:id="18"/>
+      <w:r>
+        <w:rPr>
+          <w:color w:val="auto"/>
+        </w:rPr>
+        <w:t xml:space="preserve"> </w:t>
+      </w:r>
+      <w:r>
+        <w:rPr>
+          <w:color w:val="auto"/>
+        </w:rPr>
+        <w:t xml:space="preserve"> </w:t>
+      </w:r>
+    </w:p>
+    <w:p>
+      <w:pPr>
+        <w:ind w:left="720"/>
+        <w:rPr>
+          <w:rFonts w:ascii="Simplified Arabic" w:hAnsi="Simplified Arabic" w:cs="Simplified Arabic"/>
+          <w:sz w:val="28"/>
+          <w:szCs w:val="28"/>
+        </w:rPr>
+      </w:pPr>
+      <w:r>
+        <w:rPr>
+          <w:rFonts w:ascii="Simplified Arabic" w:hAnsi="Simplified Arabic" w:cs="Simplified Arabic"/>
+          <w:sz w:val="28"/>
+          <w:szCs w:val="28"/>
+          <w:rtl/>
+        </w:rPr>
+        <w:t>فرع متقدم من الذكاء الاصطناعي</w:t>
+      </w:r>
+      <w:r>
+        <w:rPr>
+          <w:rFonts w:ascii="Simplified Arabic" w:hAnsi="Simplified Arabic" w:cs="Simplified Arabic"/>
+          <w:sz w:val="28"/>
+          <w:szCs w:val="28"/>
+        </w:rPr>
+        <w:t xml:space="preserve"> (AI) </w:t>
+      </w:r>
+      <w:r>
+        <w:rPr>
+          <w:rFonts w:ascii="Simplified Arabic" w:hAnsi="Simplified Arabic" w:cs="Simplified Arabic"/>
+          <w:sz w:val="28"/>
+          <w:szCs w:val="28"/>
+          <w:rtl/>
+        </w:rPr>
+        <w:t>يركز على التفاعل بين أجهزة الحاسوب واللغات البشرية. تُستخدم هذه التقنية في النظام لمعالجة "البيانات غير المهيكلة</w:t>
+      </w:r>
+      <w:r>
+        <w:rPr>
+          <w:rFonts w:ascii="Simplified Arabic" w:hAnsi="Simplified Arabic" w:cs="Simplified Arabic"/>
+          <w:sz w:val="28"/>
+          <w:szCs w:val="28"/>
+        </w:rPr>
+        <w:t xml:space="preserve">" (Unstructured Data) </w:t>
+      </w:r>
+      <w:r>
+        <w:rPr>
+          <w:rFonts w:ascii="Simplified Arabic" w:hAnsi="Simplified Arabic" w:cs="Simplified Arabic"/>
+          <w:sz w:val="28"/>
+          <w:szCs w:val="28"/>
+          <w:rtl/>
+        </w:rPr>
+        <w:t>الناتجة عن الإجابات النصية المفتوحة، وتحويلها إلى بيانات كمية قابلة للقياس</w:t>
+      </w:r>
+      <w:r>
+        <w:rPr>
+          <w:rFonts w:ascii="Simplified Arabic" w:hAnsi="Simplified Arabic" w:cs="Simplified Arabic"/>
+          <w:sz w:val="28"/>
+          <w:szCs w:val="28"/>
+        </w:rPr>
         <w:t>.</w:t>
       </w:r>
-      <w:r>
-        <w:rPr>
-          <w:color w:val="auto"/>
+    </w:p>
+    <w:p>
+      <w:pPr>
+        <w:pStyle w:val="3"/>
+        <w:rPr>
+          <w:color w:val="auto"/>
+        </w:rPr>
+      </w:pPr>
+      <w:r>
+        <w:rPr>
+          <w:color w:val="auto"/>
+        </w:rPr>
+        <w:t xml:space="preserve"> </w:t>
+      </w:r>
+      <w:bookmarkStart w:id="19" w:name="_Toc223670179"/>
+      <w:r>
+        <w:rPr>
+          <w:color w:val="auto"/>
+        </w:rPr>
+        <w:t>.4.1-2</w:t>
+      </w:r>
+      <w:r>
+        <w:rPr>
+          <w:color w:val="auto"/>
+          <w:rtl/>
+        </w:rPr>
+        <w:t>تحليل المشاعر</w:t>
+      </w:r>
+      <w:r>
+        <w:rPr>
+          <w:color w:val="auto"/>
+        </w:rPr>
+        <w:t xml:space="preserve"> (Sentiment Analysis)</w:t>
+      </w:r>
+      <w:bookmarkEnd w:id="19"/>
+      <w:r>
+        <w:rPr>
+          <w:color w:val="auto"/>
+        </w:rPr>
+        <w:t xml:space="preserve"> </w:t>
+      </w:r>
+    </w:p>
+    <w:p>
+      <w:pPr>
+        <w:ind w:left="720"/>
+        <w:rPr>
+          <w:rFonts w:ascii="Simplified Arabic" w:hAnsi="Simplified Arabic" w:cs="Simplified Arabic"/>
+          <w:sz w:val="28"/>
+          <w:szCs w:val="28"/>
+          <w:rtl/>
+        </w:rPr>
+      </w:pPr>
+      <w:r>
+        <w:rPr>
+          <w:rFonts w:ascii="Simplified Arabic" w:hAnsi="Simplified Arabic" w:cs="Simplified Arabic"/>
+          <w:sz w:val="28"/>
+          <w:szCs w:val="28"/>
+          <w:rtl/>
+        </w:rPr>
+        <w:t>خوارزميات فرعية تعمل على قراءة النصوص رياضياً لتصنيف النبرة العاطفية للمجيب (إيجابية، سلبية، محايدة). تساعد هذه التقنية في استخراج التوجه العام للجمهور دون الحاجة للقراءة اليدوية لآلاف الردود، مما يسرع عملية اتخاذ القرار</w:t>
+      </w:r>
+      <w:r>
+        <w:rPr>
+          <w:rFonts w:ascii="Simplified Arabic" w:hAnsi="Simplified Arabic" w:cs="Simplified Arabic"/>
+          <w:sz w:val="28"/>
+          <w:szCs w:val="28"/>
+        </w:rPr>
+        <w:t>.</w:t>
+      </w:r>
+    </w:p>
+    <w:p>
+      <w:pPr>
+        <w:pStyle w:val="2"/>
+        <w:rPr>
+          <w:color w:val="auto"/>
+          <w:rtl/>
+        </w:rPr>
+      </w:pPr>
+    </w:p>
+    <w:p>
+      <w:pPr>
+        <w:pStyle w:val="2"/>
+        <w:rPr>
+          <w:color w:val="auto"/>
+          <w:rtl/>
+        </w:rPr>
+      </w:pPr>
+      <w:bookmarkStart w:id="20" w:name="_Toc223670180"/>
+      <w:r>
+        <w:rPr>
+          <w:color w:val="auto"/>
+          <w:rtl/>
         </w:rPr>
         <w:t>2</w:t>
       </w:r>
@@ -8322,45 +8616,81 @@
         <w:rPr>
           <w:color w:val="auto"/>
         </w:rPr>
-        <w:t>.1-2</w:t>
-      </w:r>
-      <w:r>
-        <w:rPr>
-          <w:rFonts w:hint="cs"/>
+        <w:t>-</w:t>
+      </w:r>
+      <w:r>
+        <w:rPr>
+          <w:color w:val="auto"/>
+          <w:rtl/>
+        </w:rPr>
+        <w:t>2 الدراسات السابقة والأنظمة المشابهة</w:t>
+      </w:r>
+      <w:bookmarkEnd w:id="20"/>
+    </w:p>
+    <w:p>
+      <w:pPr>
+        <w:ind w:left="720"/>
+        <w:rPr>
+          <w:rFonts w:ascii="Simplified Arabic" w:hAnsi="Simplified Arabic" w:cs="Simplified Arabic"/>
+          <w:sz w:val="28"/>
+          <w:szCs w:val="28"/>
+          <w:rtl/>
+        </w:rPr>
+      </w:pPr>
+      <w:r>
+        <w:rPr>
+          <w:rFonts w:ascii="Simplified Arabic" w:hAnsi="Simplified Arabic" w:cs="Simplified Arabic"/>
+          <w:sz w:val="28"/>
+          <w:szCs w:val="28"/>
+          <w:rtl/>
+        </w:rPr>
+        <w:t>تمت دراسة وتحليل مجموعة من الأنظمة الحالية المتخصصة في جمع الآراء، وذلك للوقوف على نقاط القوة والضعف فيها مقارنة بالمنصة المقترحة:</w:t>
+      </w:r>
+    </w:p>
+    <w:p>
+      <w:pPr>
+        <w:pStyle w:val="3"/>
+        <w:rPr>
+          <w:color w:val="auto"/>
+          <w:rtl/>
+        </w:rPr>
+      </w:pPr>
+      <w:bookmarkStart w:id="21" w:name="_Toc223670181"/>
+      <w:r>
+        <w:rPr>
+          <w:color w:val="auto"/>
+        </w:rPr>
+        <w:lastRenderedPageBreak/>
+        <w:t>.1.2-2</w:t>
+      </w:r>
+      <w:r>
+        <w:rPr>
+          <w:color w:val="auto"/>
+          <w:rtl/>
+        </w:rPr>
+        <w:t xml:space="preserve"> نماذج جوجل (</w:t>
+      </w:r>
+      <w:r>
+        <w:rPr>
+          <w:color w:val="auto"/>
+        </w:rPr>
+        <w:t>Google Forms</w:t>
+      </w:r>
+      <w:r>
+        <w:rPr>
+          <w:color w:val="auto"/>
+          <w:rtl/>
+        </w:rPr>
+        <w:t>)</w:t>
+      </w:r>
+      <w:bookmarkEnd w:id="21"/>
+      <w:r>
+        <w:rPr>
           <w:color w:val="auto"/>
           <w:rtl/>
         </w:rPr>
         <w:t xml:space="preserve"> </w:t>
       </w:r>
-      <w:r>
-        <w:rPr>
-          <w:color w:val="auto"/>
-          <w:rtl/>
-        </w:rPr>
-        <w:t>الاستهداف الديموغرافي</w:t>
-      </w:r>
-      <w:r>
-        <w:rPr>
-          <w:color w:val="auto"/>
-        </w:rPr>
-        <w:t xml:space="preserve"> (Demographic Targeting) </w:t>
-      </w:r>
-      <w:r>
-        <w:rPr>
-          <w:color w:val="auto"/>
-          <w:rtl/>
-        </w:rPr>
-        <w:t>والفلترة الآلية</w:t>
-      </w:r>
-      <w:r>
-        <w:rPr>
-          <w:rFonts w:hint="cs"/>
-          <w:color w:val="auto"/>
-          <w:rtl/>
-        </w:rPr>
-        <w:t>:</w:t>
-      </w:r>
-      <w:bookmarkEnd w:id="17"/>
     </w:p>
     <w:p>
       <w:pPr>
@@ -8369,75 +8699,37 @@
           <w:rFonts w:ascii="Simplified Arabic" w:hAnsi="Simplified Arabic" w:cs="Simplified Arabic"/>
           <w:sz w:val="28"/>
           <w:szCs w:val="28"/>
-        </w:rPr>
-      </w:pPr>
-      <w:r>
-        <w:rPr>
-          <w:rFonts w:ascii="Simplified Arabic" w:hAnsi="Simplified Arabic" w:cs="Simplified Arabic"/>
-          <w:sz w:val="28"/>
-          <w:szCs w:val="28"/>
-          <w:rtl/>
-        </w:rPr>
-        <w:t>هو آلية برمجية تعتمد على خوارزميات المطابقة</w:t>
-      </w:r>
-      <w:r>
-        <w:rPr>
-          <w:rFonts w:ascii="Simplified Arabic" w:hAnsi="Simplified Arabic" w:cs="Simplified Arabic"/>
-          <w:sz w:val="28"/>
-          <w:szCs w:val="28"/>
-        </w:rPr>
-        <w:t xml:space="preserve"> (Matching Algorithms) </w:t>
-      </w:r>
-      <w:r>
-        <w:rPr>
-          <w:rFonts w:ascii="Simplified Arabic" w:hAnsi="Simplified Arabic" w:cs="Simplified Arabic"/>
-          <w:sz w:val="28"/>
-          <w:szCs w:val="28"/>
-          <w:rtl/>
-        </w:rPr>
-        <w:t>لتصفية قواعد البيانات. بدلاً من الاعتماد على أخذ العينات العشوائية</w:t>
-      </w:r>
-      <w:r>
-        <w:rPr>
-          <w:rFonts w:ascii="Simplified Arabic" w:hAnsi="Simplified Arabic" w:cs="Simplified Arabic"/>
-          <w:sz w:val="28"/>
-          <w:szCs w:val="28"/>
-        </w:rPr>
-        <w:t xml:space="preserve"> (Random Sampling) </w:t>
-      </w:r>
-      <w:r>
-        <w:rPr>
-          <w:rFonts w:ascii="Simplified Arabic" w:hAnsi="Simplified Arabic" w:cs="Simplified Arabic"/>
-          <w:sz w:val="28"/>
-          <w:szCs w:val="28"/>
-          <w:rtl/>
-        </w:rPr>
-        <w:t>التي تهدد دقة نتائج البحث، يضمن محرك الاستهداف إيصال الاستبيان حصراً للشريحة الممثلة فعلياً للخدمة. يتم ذلك بمقاطعة شروط الاستبيان مع حقول البيانات الشخصية</w:t>
-      </w:r>
-      <w:r>
-        <w:rPr>
-          <w:rFonts w:ascii="Simplified Arabic" w:hAnsi="Simplified Arabic" w:cs="Simplified Arabic"/>
-          <w:sz w:val="28"/>
-          <w:szCs w:val="28"/>
-        </w:rPr>
-        <w:t xml:space="preserve"> (Profile Data) </w:t>
-      </w:r>
-      <w:r>
-        <w:rPr>
-          <w:rFonts w:ascii="Simplified Arabic" w:hAnsi="Simplified Arabic" w:cs="Simplified Arabic"/>
-          <w:sz w:val="28"/>
-          <w:szCs w:val="28"/>
-          <w:rtl/>
-        </w:rPr>
-        <w:t>للمستخدمين، مما يقضي على مشكلة "تحيز العينة</w:t>
-      </w:r>
-      <w:r>
-        <w:rPr>
-          <w:rFonts w:ascii="Simplified Arabic" w:hAnsi="Simplified Arabic" w:cs="Simplified Arabic"/>
-          <w:sz w:val="28"/>
-          <w:szCs w:val="28"/>
-        </w:rPr>
-        <w:t>" (Sample Bias).</w:t>
+          <w:rtl/>
+        </w:rPr>
+      </w:pPr>
+      <w:r>
+        <w:rPr>
+          <w:rFonts w:ascii="Simplified Arabic" w:hAnsi="Simplified Arabic" w:cs="Simplified Arabic"/>
+          <w:sz w:val="28"/>
+          <w:szCs w:val="28"/>
+          <w:rtl/>
+        </w:rPr>
+        <w:t>تُعد من أكثر الأدوات شيوعاً بفضل مجانيتها وسهولة استخدامها وتكاملها مع الخدمات السحابية.</w:t>
+      </w:r>
+    </w:p>
+    <w:p>
+      <w:pPr>
+        <w:ind w:left="720"/>
+        <w:rPr>
+          <w:rFonts w:ascii="Simplified Arabic" w:hAnsi="Simplified Arabic" w:cs="Simplified Arabic"/>
+          <w:sz w:val="28"/>
+          <w:szCs w:val="28"/>
+          <w:rtl/>
+        </w:rPr>
+      </w:pPr>
+      <w:r>
+        <w:rPr>
+          <w:rFonts w:ascii="Simplified Arabic" w:hAnsi="Simplified Arabic" w:cs="Simplified Arabic"/>
+          <w:sz w:val="28"/>
+          <w:szCs w:val="28"/>
+          <w:rtl/>
+        </w:rPr>
+        <w:t>القصور التقني: تفتقر المنصة تماماً إلى "محرك استهداف مدمج". تعتمد آلية التوزيع على قيام منشئ الاستبيان بنسخ الرابط ونشره يدوياً (عبر البريد أو وسائل التواصل)، مما يؤدي بالضرورة إلى عشوائية العينة المجمعة وعدم التحقق من هوية المجيبين. كما أنها لا تدعم تقنيات الذكاء الاصطناعي لتحليل الردود النصية، بل تكتفي بالتمثيل البياني للأسئلة المغلقة فقط.</w:t>
       </w:r>
     </w:p>
     <w:p>
@@ -8445,370 +8737,6 @@
         <w:pStyle w:val="3"/>
         <w:rPr>
           <w:color w:val="auto"/>
-        </w:rPr>
-      </w:pPr>
-      <w:r>
-        <w:rPr>
-          <w:color w:val="auto"/>
-        </w:rPr>
-        <w:t xml:space="preserve"> </w:t>
-      </w:r>
-      <w:bookmarkStart w:id="18" w:name="_Toc223670178"/>
-      <w:r>
-        <w:rPr>
-          <w:color w:val="auto"/>
-        </w:rPr>
-        <w:t>.</w:t>
-      </w:r>
-      <w:r>
-        <w:rPr>
-          <w:color w:val="auto"/>
-        </w:rPr>
-        <w:t>3</w:t>
-      </w:r>
-      <w:r>
-        <w:rPr>
-          <w:color w:val="auto"/>
-        </w:rPr>
-        <w:t>.1-2</w:t>
-      </w:r>
-      <w:r>
-        <w:rPr>
-          <w:color w:val="auto"/>
-        </w:rPr>
-        <w:t xml:space="preserve"> </w:t>
-      </w:r>
-      <w:r>
-        <w:rPr>
-          <w:color w:val="auto"/>
-          <w:rtl/>
-        </w:rPr>
-        <w:t>معالجة اللغات الطبيعية</w:t>
-      </w:r>
-      <w:r>
-        <w:rPr>
-          <w:color w:val="auto"/>
-        </w:rPr>
-        <w:t xml:space="preserve"> (Natural Language Processing - NLP)</w:t>
-      </w:r>
-      <w:bookmarkEnd w:id="18"/>
-      <w:r>
-        <w:rPr>
-          <w:color w:val="auto"/>
-        </w:rPr>
-        <w:t xml:space="preserve"> </w:t>
-      </w:r>
-      <w:r>
-        <w:rPr>
-          <w:color w:val="auto"/>
-        </w:rPr>
-        <w:t xml:space="preserve"> </w:t>
-      </w:r>
-    </w:p>
-    <w:p>
-      <w:pPr>
-        <w:ind w:left="720"/>
-        <w:rPr>
-          <w:rFonts w:ascii="Simplified Arabic" w:hAnsi="Simplified Arabic" w:cs="Simplified Arabic"/>
-          <w:sz w:val="28"/>
-          <w:szCs w:val="28"/>
-        </w:rPr>
-      </w:pPr>
-      <w:r>
-        <w:rPr>
-          <w:rFonts w:ascii="Simplified Arabic" w:hAnsi="Simplified Arabic" w:cs="Simplified Arabic"/>
-          <w:sz w:val="28"/>
-          <w:szCs w:val="28"/>
-          <w:rtl/>
-        </w:rPr>
-        <w:t>فرع متقدم من الذكاء الاصطناعي</w:t>
-      </w:r>
-      <w:r>
-        <w:rPr>
-          <w:rFonts w:ascii="Simplified Arabic" w:hAnsi="Simplified Arabic" w:cs="Simplified Arabic"/>
-          <w:sz w:val="28"/>
-          <w:szCs w:val="28"/>
-        </w:rPr>
-        <w:t xml:space="preserve"> (AI) </w:t>
-      </w:r>
-      <w:r>
-        <w:rPr>
-          <w:rFonts w:ascii="Simplified Arabic" w:hAnsi="Simplified Arabic" w:cs="Simplified Arabic"/>
-          <w:sz w:val="28"/>
-          <w:szCs w:val="28"/>
-          <w:rtl/>
-        </w:rPr>
-        <w:t>يركز على التفاعل بين أجهزة الحاسوب واللغات البشرية. تُستخدم هذه التقنية في النظام لمعالجة "البيانات غير المهيكلة</w:t>
-      </w:r>
-      <w:r>
-        <w:rPr>
-          <w:rFonts w:ascii="Simplified Arabic" w:hAnsi="Simplified Arabic" w:cs="Simplified Arabic"/>
-          <w:sz w:val="28"/>
-          <w:szCs w:val="28"/>
-        </w:rPr>
-        <w:t xml:space="preserve">" (Unstructured Data) </w:t>
-      </w:r>
-      <w:r>
-        <w:rPr>
-          <w:rFonts w:ascii="Simplified Arabic" w:hAnsi="Simplified Arabic" w:cs="Simplified Arabic"/>
-          <w:sz w:val="28"/>
-          <w:szCs w:val="28"/>
-          <w:rtl/>
-        </w:rPr>
-        <w:t>الناتجة عن الإجابات النصية المفتوحة، وتحويلها إلى بيانات كمية قابلة للقياس</w:t>
-      </w:r>
-      <w:r>
-        <w:rPr>
-          <w:rFonts w:ascii="Simplified Arabic" w:hAnsi="Simplified Arabic" w:cs="Simplified Arabic"/>
-          <w:sz w:val="28"/>
-          <w:szCs w:val="28"/>
-        </w:rPr>
-        <w:t>.</w:t>
-      </w:r>
-    </w:p>
-    <w:p>
-      <w:pPr>
-        <w:pStyle w:val="3"/>
-        <w:rPr>
-          <w:color w:val="auto"/>
-        </w:rPr>
-      </w:pPr>
-      <w:r>
-        <w:rPr>
-          <w:color w:val="auto"/>
-        </w:rPr>
-        <w:t xml:space="preserve"> </w:t>
-      </w:r>
-      <w:bookmarkStart w:id="19" w:name="_Toc223670179"/>
-      <w:r>
-        <w:rPr>
-          <w:color w:val="auto"/>
-        </w:rPr>
-        <w:t>.</w:t>
-      </w:r>
-      <w:r>
-        <w:rPr>
-          <w:color w:val="auto"/>
-        </w:rPr>
-        <w:t>4</w:t>
-      </w:r>
-      <w:r>
-        <w:rPr>
-          <w:color w:val="auto"/>
-        </w:rPr>
-        <w:t>.1-2</w:t>
-      </w:r>
-      <w:r>
-        <w:rPr>
-          <w:color w:val="auto"/>
-          <w:rtl/>
-        </w:rPr>
-        <w:t>تحليل المشاعر</w:t>
-      </w:r>
-      <w:r>
-        <w:rPr>
-          <w:color w:val="auto"/>
-        </w:rPr>
-        <w:t xml:space="preserve"> (Sentiment Analysis)</w:t>
-      </w:r>
-      <w:bookmarkEnd w:id="19"/>
-      <w:r>
-        <w:rPr>
-          <w:color w:val="auto"/>
-        </w:rPr>
-        <w:t xml:space="preserve"> </w:t>
-      </w:r>
-    </w:p>
-    <w:p>
-      <w:pPr>
-        <w:ind w:left="720"/>
-        <w:rPr>
-          <w:rFonts w:ascii="Simplified Arabic" w:hAnsi="Simplified Arabic" w:cs="Simplified Arabic"/>
-          <w:sz w:val="28"/>
-          <w:szCs w:val="28"/>
-          <w:rtl/>
-        </w:rPr>
-      </w:pPr>
-      <w:r>
-        <w:rPr>
-          <w:rFonts w:ascii="Simplified Arabic" w:hAnsi="Simplified Arabic" w:cs="Simplified Arabic"/>
-          <w:sz w:val="28"/>
-          <w:szCs w:val="28"/>
-          <w:rtl/>
-        </w:rPr>
-        <w:t>خوارزميات فرعية تعمل على قراءة النصوص رياضياً لتصنيف النبرة العاطفية للمجيب (إيجابية، سلبية، محايدة). تساعد هذه التقنية في استخراج التوجه العام للجمهور دون الحاجة للقراءة اليدوية لآلاف الردود، مما يسرع عملية اتخاذ القرار</w:t>
-      </w:r>
-      <w:r>
-        <w:rPr>
-          <w:rFonts w:ascii="Simplified Arabic" w:hAnsi="Simplified Arabic" w:cs="Simplified Arabic"/>
-          <w:sz w:val="28"/>
-          <w:szCs w:val="28"/>
-        </w:rPr>
-        <w:t>.</w:t>
-      </w:r>
-    </w:p>
-    <w:p>
-      <w:pPr>
-        <w:pStyle w:val="2"/>
-        <w:rPr>
-          <w:color w:val="auto"/>
-          <w:rtl/>
-        </w:rPr>
-      </w:pPr>
-    </w:p>
-    <w:p>
-      <w:pPr>
-        <w:pStyle w:val="2"/>
-        <w:rPr>
-          <w:color w:val="auto"/>
-          <w:rtl/>
-        </w:rPr>
-      </w:pPr>
-      <w:bookmarkStart w:id="20" w:name="_Toc223670180"/>
-      <w:r>
-        <w:rPr>
-          <w:color w:val="auto"/>
-          <w:rtl/>
-        </w:rPr>
-        <w:t>2</w:t>
-      </w:r>
-      <w:r>
-        <w:rPr>
-          <w:color w:val="auto"/>
-        </w:rPr>
-        <w:t>-</w:t>
-      </w:r>
-      <w:r>
-        <w:rPr>
-          <w:color w:val="auto"/>
-          <w:rtl/>
-        </w:rPr>
-        <w:t>2 الدراسات السابقة والأنظمة المشابهة</w:t>
-      </w:r>
-      <w:bookmarkEnd w:id="20"/>
-    </w:p>
-    <w:p>
-      <w:pPr>
-        <w:ind w:left="720"/>
-        <w:rPr>
-          <w:rFonts w:ascii="Simplified Arabic" w:hAnsi="Simplified Arabic" w:cs="Simplified Arabic"/>
-          <w:sz w:val="28"/>
-          <w:szCs w:val="28"/>
-          <w:rtl/>
-        </w:rPr>
-      </w:pPr>
-      <w:r>
-        <w:rPr>
-          <w:rFonts w:ascii="Simplified Arabic" w:hAnsi="Simplified Arabic" w:cs="Simplified Arabic"/>
-          <w:sz w:val="28"/>
-          <w:szCs w:val="28"/>
-          <w:rtl/>
-        </w:rPr>
-        <w:t>تمت دراسة وتحليل مجموعة من الأنظمة الحالية المتخصصة في جمع الآراء، وذلك للوقوف على نقاط القوة والضعف فيها مقارنة بالمنصة المقترحة:</w:t>
-      </w:r>
-    </w:p>
-    <w:p>
-      <w:pPr>
-        <w:pStyle w:val="3"/>
-        <w:rPr>
-          <w:color w:val="auto"/>
-          <w:rtl/>
-        </w:rPr>
-      </w:pPr>
-      <w:bookmarkStart w:id="21" w:name="_Toc223670181"/>
-      <w:r>
-        <w:rPr>
-          <w:color w:val="auto"/>
-        </w:rPr>
-        <w:lastRenderedPageBreak/>
-        <w:t>.1.</w:t>
-      </w:r>
-      <w:r>
-        <w:rPr>
-          <w:color w:val="auto"/>
-        </w:rPr>
-        <w:t>2</w:t>
-      </w:r>
-      <w:r>
-        <w:rPr>
-          <w:color w:val="auto"/>
-        </w:rPr>
-        <w:t>-2</w:t>
-      </w:r>
-      <w:r>
-        <w:rPr>
-          <w:color w:val="auto"/>
-          <w:rtl/>
-        </w:rPr>
-        <w:t xml:space="preserve"> نماذج جوجل (</w:t>
-      </w:r>
-      <w:r>
-        <w:rPr>
-          <w:color w:val="auto"/>
-        </w:rPr>
-        <w:t>Google Forms</w:t>
-      </w:r>
-      <w:r>
-        <w:rPr>
-          <w:color w:val="auto"/>
-          <w:rtl/>
-        </w:rPr>
-        <w:t>)</w:t>
-      </w:r>
-      <w:bookmarkEnd w:id="21"/>
-      <w:r>
-        <w:rPr>
-          <w:color w:val="auto"/>
-          <w:rtl/>
-        </w:rPr>
-        <w:t xml:space="preserve"> </w:t>
-      </w:r>
-    </w:p>
-    <w:p>
-      <w:pPr>
-        <w:ind w:left="720"/>
-        <w:rPr>
-          <w:rFonts w:ascii="Simplified Arabic" w:hAnsi="Simplified Arabic" w:cs="Simplified Arabic"/>
-          <w:sz w:val="28"/>
-          <w:szCs w:val="28"/>
-          <w:rtl/>
-        </w:rPr>
-      </w:pPr>
-      <w:r>
-        <w:rPr>
-          <w:rFonts w:ascii="Simplified Arabic" w:hAnsi="Simplified Arabic" w:cs="Simplified Arabic"/>
-          <w:sz w:val="28"/>
-          <w:szCs w:val="28"/>
-          <w:rtl/>
-        </w:rPr>
-        <w:t>تُعد من أكثر الأدوات شيوعاً بفضل مجانيتها وسهولة استخدامها وتكاملها مع الخدمات السحابية.</w:t>
-      </w:r>
-    </w:p>
-    <w:p>
-      <w:pPr>
-        <w:ind w:left="720"/>
-        <w:rPr>
-          <w:rFonts w:ascii="Simplified Arabic" w:hAnsi="Simplified Arabic" w:cs="Simplified Arabic"/>
-          <w:sz w:val="28"/>
-          <w:szCs w:val="28"/>
-          <w:rtl/>
-        </w:rPr>
-      </w:pPr>
-      <w:r>
-        <w:rPr>
-          <w:rFonts w:ascii="Simplified Arabic" w:hAnsi="Simplified Arabic" w:cs="Simplified Arabic"/>
-          <w:sz w:val="28"/>
-          <w:szCs w:val="28"/>
-          <w:rtl/>
-        </w:rPr>
-        <w:t>القصور التقني: تفتقر المنصة تماماً إلى "محرك استهداف مدمج". تعتمد آلية التوزيع على قيام منشئ الاستبيان بنسخ الرابط ونشره يدوياً (عبر البريد أو وسائل التواصل)، مما يؤدي بالضرورة إلى عشوائية العينة المجمعة وعدم التحقق من هوية المجيبين. كما أنها لا تدعم تقنيات الذكاء الاصطناعي لتحليل الردود النصية، بل تكتفي بالتمثيل البياني للأسئلة المغلقة فقط.</w:t>
-      </w:r>
-    </w:p>
-    <w:p>
-      <w:pPr>
-        <w:pStyle w:val="3"/>
-        <w:rPr>
-          <w:color w:val="auto"/>
           <w:rtl/>
         </w:rPr>
       </w:pPr>
@@ -8817,31 +8745,7 @@
         <w:rPr>
           <w:color w:val="auto"/>
         </w:rPr>
-        <w:t>.</w:t>
-      </w:r>
-      <w:r>
-        <w:rPr>
-          <w:color w:val="auto"/>
-        </w:rPr>
-        <w:t>2</w:t>
-      </w:r>
-      <w:r>
-        <w:rPr>
-          <w:color w:val="auto"/>
-        </w:rPr>
-        <w:t>.</w:t>
-      </w:r>
-      <w:r>
-        <w:rPr>
-          <w:color w:val="auto"/>
-        </w:rPr>
-        <w:t>2</w:t>
-      </w:r>
-      <w:r>
-        <w:rPr>
-          <w:color w:val="auto"/>
-        </w:rPr>
-        <w:t>-2</w:t>
+        <w:t>.2.2-2</w:t>
       </w:r>
       <w:r>
         <w:rPr>
